--- a/projects/valuepickr-open-screen/docs/Crompton Greaves Consumer.docx
+++ b/projects/valuepickr-open-screen/docs/Crompton Greaves Consumer.docx
@@ -259,6 +259,624 @@
         <w:spacing w:after="120" w:before="280"/>
       </w:pPr>
       <w:r>
+        <w:t xml:space="preserve">Guidance &amp; Expectation Gap</w:t>
+      </w:r>
+    </w:p>
+    <w:p>
+      <w:pPr>
+        <w:spacing w:after="120"/>
+      </w:pPr>
+      <w:r>
+        <w:rPr>
+          <w:i/>
+          <w:iCs/>
+          <w:color w:val="666666"/>
+          <w:sz w:val="18"/>
+          <w:szCs w:val="18"/>
+        </w:rPr>
+        <w:t xml:space="preserve">Management guidance decoded into commitments, graded on the expectation → action → operational → commercial → financial ladder, then compared to what the current price appears to assume. Method: playbook/guidance-and-expectation-gap.md.</w:t>
+      </w:r>
+    </w:p>
+    <w:p>
+      <w:pPr>
+        <w:spacing w:after="120"/>
+      </w:pPr>
+      <w:r>
+        <w:rPr>
+          <w:b/>
+          <w:bCs/>
+          <w:sz w:val="20"/>
+          <w:szCs w:val="20"/>
+        </w:rPr>
+        <w:t xml:space="preserve">Market expectation vs. our path:</w:t>
+      </w:r>
+    </w:p>
+    <w:tbl>
+      <w:tblPr>
+        <w:tblW w:type="dxa" w:w="9000"/>
+        <w:tblBorders>
+          <w:top w:val="single" w:color="auto" w:sz="4"/>
+          <w:left w:val="single" w:color="auto" w:sz="4"/>
+          <w:bottom w:val="single" w:color="auto" w:sz="4"/>
+          <w:right w:val="single" w:color="auto" w:sz="4"/>
+          <w:insideH w:val="single" w:color="auto" w:sz="4"/>
+          <w:insideV w:val="single" w:color="auto" w:sz="4"/>
+        </w:tblBorders>
+      </w:tblPr>
+      <w:tblGrid>
+        <w:gridCol w:w="3200"/>
+        <w:gridCol w:w="5800"/>
+      </w:tblGrid>
+      <w:tr>
+        <w:tc>
+          <w:tcPr>
+            <w:tcW w:type="dxa" w:w="3200"/>
+            <w:shd w:fill="F2F2F2" w:val="clear"/>
+          </w:tcPr>
+          <w:p>
+            <w:r>
+              <w:rPr>
+                <w:b/>
+                <w:bCs/>
+              </w:rPr>
+              <w:t xml:space="preserve">As of</w:t>
+            </w:r>
+          </w:p>
+        </w:tc>
+        <w:tc>
+          <w:tcPr>
+            <w:tcW w:type="dxa" w:w="5800"/>
+          </w:tcPr>
+          <w:p>
+            <w:r>
+              <w:t xml:space="preserve">2026-09-09</w:t>
+            </w:r>
+          </w:p>
+        </w:tc>
+      </w:tr>
+      <w:tr>
+        <w:tc>
+          <w:tcPr>
+            <w:tcW w:type="dxa" w:w="3200"/>
+            <w:shd w:fill="F2F2F2" w:val="clear"/>
+          </w:tcPr>
+          <w:p>
+            <w:r>
+              <w:rPr>
+                <w:b/>
+                <w:bCs/>
+              </w:rPr>
+              <w:t xml:space="preserve">Price / multiple</w:t>
+            </w:r>
+          </w:p>
+        </w:tc>
+        <w:tc>
+          <w:tcPr>
+            <w:tcW w:type="dxa" w:w="5800"/>
+          </w:tcPr>
+          <w:p>
+            <w:r>
+              <w:t xml:space="preserve">Rs 233 · 32.9x P/E</w:t>
+            </w:r>
+          </w:p>
+        </w:tc>
+      </w:tr>
+      <w:tr>
+        <w:tc>
+          <w:tcPr>
+            <w:tcW w:type="dxa" w:w="3200"/>
+            <w:shd w:fill="F2F2F2" w:val="clear"/>
+          </w:tcPr>
+          <w:p>
+            <w:r>
+              <w:rPr>
+                <w:b/>
+                <w:bCs/>
+              </w:rPr>
+              <w:t xml:space="preserve">Right valuation lens</w:t>
+            </w:r>
+          </w:p>
+        </w:tc>
+        <w:tc>
+          <w:tcPr>
+            <w:tcW w:type="dxa" w:w="5800"/>
+          </w:tcPr>
+          <w:p>
+            <w:r>
+              <w:t xml:space="preserve">P/E</w:t>
+            </w:r>
+          </w:p>
+        </w:tc>
+      </w:tr>
+      <w:tr>
+        <w:tc>
+          <w:tcPr>
+            <w:tcW w:type="dxa" w:w="3200"/>
+            <w:shd w:fill="F2F2F2" w:val="clear"/>
+          </w:tcPr>
+          <w:p>
+            <w:r>
+              <w:rPr>
+                <w:b/>
+                <w:bCs/>
+              </w:rPr>
+              <w:t xml:space="preserve">Price implies</w:t>
+            </w:r>
+          </w:p>
+        </w:tc>
+        <w:tc>
+          <w:tcPr>
+            <w:tcW w:type="dxa" w:w="5800"/>
+          </w:tcPr>
+          <w:p>
+            <w:r>
+              <w:t xml:space="preserve">~15% EPS CAGR FY26-28 needed to justify ~33x today against a ~21x steady-compounder exit multiple</w:t>
+            </w:r>
+          </w:p>
+        </w:tc>
+      </w:tr>
+      <w:tr>
+        <w:tc>
+          <w:tcPr>
+            <w:tcW w:type="dxa" w:w="3200"/>
+            <w:shd w:fill="F2F2F2" w:val="clear"/>
+          </w:tcPr>
+          <w:p>
+            <w:r>
+              <w:rPr>
+                <w:b/>
+                <w:bCs/>
+              </w:rPr>
+              <w:t xml:space="preserve">Our FY27</w:t>
+            </w:r>
+          </w:p>
+        </w:tc>
+        <w:tc>
+          <w:tcPr>
+            <w:tcW w:type="dxa" w:w="5800"/>
+          </w:tcPr>
+          <w:p>
+            <w:r>
+              <w:t xml:space="preserve">revenue low-double-digit growth (Q1 FY27 +12%), EBITDA margin stabilising ~11%, PAT +12-15%</w:t>
+            </w:r>
+          </w:p>
+        </w:tc>
+      </w:tr>
+      <w:tr>
+        <w:tc>
+          <w:tcPr>
+            <w:tcW w:type="dxa" w:w="3200"/>
+            <w:shd w:fill="F2F2F2" w:val="clear"/>
+          </w:tcPr>
+          <w:p>
+            <w:r>
+              <w:rPr>
+                <w:b/>
+                <w:bCs/>
+              </w:rPr>
+              <w:t xml:space="preserve">Our FY28</w:t>
+            </w:r>
+          </w:p>
+        </w:tc>
+        <w:tc>
+          <w:tcPr>
+            <w:tcW w:type="dxa" w:w="5800"/>
+          </w:tcPr>
+          <w:p>
+            <w:r>
+              <w:t xml:space="preserve">continued low-teens revenue growth as pumps/appliances/wires scale; PAT mid-teens if margin holds</w:t>
+            </w:r>
+          </w:p>
+        </w:tc>
+      </w:tr>
+      <w:tr>
+        <w:tc>
+          <w:tcPr>
+            <w:tcW w:type="dxa" w:w="3200"/>
+            <w:shd w:fill="F2F2F2" w:val="clear"/>
+          </w:tcPr>
+          <w:p>
+            <w:r>
+              <w:rPr>
+                <w:b/>
+                <w:bCs/>
+              </w:rPr>
+              <w:t xml:space="preserve">Gap direction</w:t>
+            </w:r>
+          </w:p>
+        </w:tc>
+        <w:tc>
+          <w:tcPr>
+            <w:tcW w:type="dxa" w:w="5800"/>
+          </w:tcPr>
+          <w:p>
+            <w:r>
+              <w:t xml:space="preserve">priced-in</w:t>
+            </w:r>
+          </w:p>
+        </w:tc>
+      </w:tr>
+      <w:tr>
+        <w:tc>
+          <w:tcPr>
+            <w:tcW w:type="dxa" w:w="3200"/>
+            <w:shd w:fill="F2F2F2" w:val="clear"/>
+          </w:tcPr>
+          <w:p>
+            <w:r>
+              <w:rPr>
+                <w:b/>
+                <w:bCs/>
+              </w:rPr>
+              <w:t xml:space="preserve">Gap type</w:t>
+            </w:r>
+          </w:p>
+        </w:tc>
+        <w:tc>
+          <w:tcPr>
+            <w:tcW w:type="dxa" w:w="5800"/>
+          </w:tcPr>
+          <w:p>
+            <w:r>
+              <w:t xml:space="preserve">margin</w:t>
+            </w:r>
+          </w:p>
+        </w:tc>
+      </w:tr>
+      <w:tr>
+        <w:tc>
+          <w:tcPr>
+            <w:tcW w:type="dxa" w:w="3200"/>
+            <w:shd w:fill="F2F2F2" w:val="clear"/>
+          </w:tcPr>
+          <w:p>
+            <w:r>
+              <w:rPr>
+                <w:b/>
+                <w:bCs/>
+              </w:rPr>
+              <w:t xml:space="preserve">Gap magnitude</w:t>
+            </w:r>
+          </w:p>
+        </w:tc>
+        <w:tc>
+          <w:tcPr>
+            <w:tcW w:type="dxa" w:w="5800"/>
+          </w:tcPr>
+          <w:p>
+            <w:r>
+              <w:t xml:space="preserve">not estimable</w:t>
+            </w:r>
+          </w:p>
+        </w:tc>
+      </w:tr>
+      <w:tr>
+        <w:tc>
+          <w:tcPr>
+            <w:tcW w:type="dxa" w:w="3200"/>
+            <w:shd w:fill="F2F2F2" w:val="clear"/>
+          </w:tcPr>
+          <w:p>
+            <w:r>
+              <w:rPr>
+                <w:b/>
+                <w:bCs/>
+              </w:rPr>
+              <w:t xml:space="preserve">Gap basis</w:t>
+            </w:r>
+          </w:p>
+        </w:tc>
+        <w:tc>
+          <w:tcPr>
+            <w:tcW w:type="dxa" w:w="5800"/>
+          </w:tcPr>
+          <w:p>
+            <w:r>
+              <w:t xml:space="preserve">Two-quarter revenue+margin recovery roughly matches the ~15% EPS CAGR a 33x multiple needs; no material gap either direction. Impairment was non-cash and is behind the reported base.</w:t>
+            </w:r>
+          </w:p>
+        </w:tc>
+      </w:tr>
+      <w:tr>
+        <w:tc>
+          <w:tcPr>
+            <w:tcW w:type="dxa" w:w="3200"/>
+            <w:shd w:fill="F2F2F2" w:val="clear"/>
+          </w:tcPr>
+          <w:p>
+            <w:r>
+              <w:rPr>
+                <w:b/>
+                <w:bCs/>
+              </w:rPr>
+              <w:t xml:space="preserve">Evidence quality</w:t>
+            </w:r>
+          </w:p>
+        </w:tc>
+        <w:tc>
+          <w:tcPr>
+            <w:tcW w:type="dxa" w:w="5800"/>
+          </w:tcPr>
+          <w:p>
+            <w:r>
+              <w:t xml:space="preserve">none</w:t>
+            </w:r>
+          </w:p>
+        </w:tc>
+      </w:tr>
+    </w:tbl>
+    <w:p>
+      <w:pPr>
+        <w:spacing w:after="120"/>
+      </w:pPr>
+      <w:r>
+        <w:rPr>
+          <w:i/>
+          <w:iCs/>
+          <w:color w:val="666666"/>
+          <w:sz w:val="16"/>
+          <w:szCs w:val="16"/>
+        </w:rPr>
+        <w:t xml:space="preserve">no broker consensus; implied path is a reverse-P/E estimate + screener.in forward figures + VP thread view</w:t>
+      </w:r>
+    </w:p>
+    <w:p>
+      <w:pPr>
+        <w:pStyle w:val="Heading1"/>
+        <w:spacing w:after="120" w:before="280"/>
+      </w:pPr>
+      <w:r>
+        <w:t xml:space="preserve">Ishmohit-Lens Checks (value chain · earnings quality · growth trajectory · management · quality metrics · track record · global-signal check)</w:t>
+      </w:r>
+    </w:p>
+    <w:p>
+      <w:pPr>
+        <w:spacing w:after="120"/>
+      </w:pPr>
+      <w:r>
+        <w:rPr>
+          <w:i/>
+          <w:iCs/>
+          <w:color w:val="666666"/>
+          <w:sz w:val="18"/>
+          <w:szCs w:val="18"/>
+        </w:rPr>
+        <w:t xml:space="preserve">Extra checks drawn from @ishmohit1 / SOIC methodology (playbook/ishmohit-soic-style.md): where the company sits in its value chain and what the supply side is doing, whether a margin/PAT inflection is structural or a cyclical peak, the rate-of-change of growth vs. what the multiple demands, and management quality as a positive attribute.</w:t>
+      </w:r>
+    </w:p>
+    <w:p>
+      <w:pPr>
+        <w:spacing w:after="120"/>
+      </w:pPr>
+      <w:r>
+        <w:rPr>
+          <w:b/>
+          <w:bCs/>
+          <w:sz w:val="20"/>
+          <w:szCs w:val="20"/>
+        </w:rPr>
+        <w:t xml:space="preserve">Quality metrics (ROCE · debt · FCF · margin · capex):</w:t>
+      </w:r>
+    </w:p>
+    <w:tbl>
+      <w:tblPr>
+        <w:tblW w:type="dxa" w:w="9000"/>
+        <w:tblBorders>
+          <w:top w:val="single" w:color="auto" w:sz="4"/>
+          <w:left w:val="single" w:color="auto" w:sz="4"/>
+          <w:bottom w:val="single" w:color="auto" w:sz="4"/>
+          <w:right w:val="single" w:color="auto" w:sz="4"/>
+          <w:insideH w:val="single" w:color="auto" w:sz="4"/>
+          <w:insideV w:val="single" w:color="auto" w:sz="4"/>
+        </w:tblBorders>
+      </w:tblPr>
+      <w:tblGrid>
+        <w:gridCol w:w="3200"/>
+        <w:gridCol w:w="5800"/>
+      </w:tblGrid>
+      <w:tr>
+        <w:tc>
+          <w:tcPr>
+            <w:tcW w:type="dxa" w:w="3200"/>
+            <w:shd w:fill="F2F2F2" w:val="clear"/>
+          </w:tcPr>
+          <w:p>
+            <w:r>
+              <w:rPr>
+                <w:b/>
+                <w:bCs/>
+              </w:rPr>
+              <w:t xml:space="preserve">Assessment</w:t>
+            </w:r>
+          </w:p>
+        </w:tc>
+        <w:tc>
+          <w:tcPr>
+            <w:tcW w:type="dxa" w:w="5800"/>
+          </w:tcPr>
+          <w:p>
+            <w:r>
+              <w:t xml:space="preserve">neutral</w:t>
+            </w:r>
+          </w:p>
+        </w:tc>
+      </w:tr>
+      <w:tr>
+        <w:tc>
+          <w:tcPr>
+            <w:tcW w:type="dxa" w:w="3200"/>
+            <w:shd w:fill="F2F2F2" w:val="clear"/>
+          </w:tcPr>
+          <w:p>
+            <w:r>
+              <w:rPr>
+                <w:b/>
+                <w:bCs/>
+              </w:rPr>
+              <w:t xml:space="preserve">ROCE</w:t>
+            </w:r>
+          </w:p>
+        </w:tc>
+        <w:tc>
+          <w:tcPr>
+            <w:tcW w:type="dxa" w:w="5800"/>
+          </w:tcPr>
+          <w:p>
+            <w:r>
+              <w:t xml:space="preserve">18.1% (stable)</w:t>
+            </w:r>
+          </w:p>
+        </w:tc>
+      </w:tr>
+      <w:tr>
+        <w:tc>
+          <w:tcPr>
+            <w:tcW w:type="dxa" w:w="3200"/>
+            <w:shd w:fill="F2F2F2" w:val="clear"/>
+          </w:tcPr>
+          <w:p>
+            <w:r>
+              <w:rPr>
+                <w:b/>
+                <w:bCs/>
+              </w:rPr>
+              <w:t xml:space="preserve">Leverage</w:t>
+            </w:r>
+          </w:p>
+        </w:tc>
+        <w:tc>
+          <w:tcPr>
+            <w:tcW w:type="dxa" w:w="5800"/>
+          </w:tcPr>
+          <w:p>
+            <w:r>
+              <w:t xml:space="preserve">Net debt/EBITDA 0x</w:t>
+            </w:r>
+          </w:p>
+        </w:tc>
+      </w:tr>
+      <w:tr>
+        <w:tc>
+          <w:tcPr>
+            <w:tcW w:type="dxa" w:w="3200"/>
+            <w:shd w:fill="F2F2F2" w:val="clear"/>
+          </w:tcPr>
+          <w:p>
+            <w:r>
+              <w:rPr>
+                <w:b/>
+                <w:bCs/>
+              </w:rPr>
+              <w:t xml:space="preserve">FCF conversion</w:t>
+            </w:r>
+          </w:p>
+        </w:tc>
+        <w:tc>
+          <w:tcPr>
+            <w:tcW w:type="dxa" w:w="5800"/>
+          </w:tcPr>
+          <w:p>
+            <w:r>
+              <w:t xml:space="preserve">85%</w:t>
+            </w:r>
+          </w:p>
+        </w:tc>
+      </w:tr>
+      <w:tr>
+        <w:tc>
+          <w:tcPr>
+            <w:tcW w:type="dxa" w:w="3200"/>
+            <w:shd w:fill="F2F2F2" w:val="clear"/>
+          </w:tcPr>
+          <w:p>
+            <w:r>
+              <w:rPr>
+                <w:b/>
+                <w:bCs/>
+              </w:rPr>
+              <w:t xml:space="preserve">Margin trend</w:t>
+            </w:r>
+          </w:p>
+        </w:tc>
+        <w:tc>
+          <w:tcPr>
+            <w:tcW w:type="dxa" w:w="5800"/>
+          </w:tcPr>
+          <w:p>
+            <w:r>
+              <w:t xml:space="preserve">contracting</w:t>
+            </w:r>
+          </w:p>
+        </w:tc>
+      </w:tr>
+      <w:tr>
+        <w:tc>
+          <w:tcPr>
+            <w:tcW w:type="dxa" w:w="3200"/>
+            <w:shd w:fill="F2F2F2" w:val="clear"/>
+          </w:tcPr>
+          <w:p>
+            <w:r>
+              <w:rPr>
+                <w:b/>
+                <w:bCs/>
+              </w:rPr>
+              <w:t xml:space="preserve">Capex efficiency</w:t>
+            </w:r>
+          </w:p>
+        </w:tc>
+        <w:tc>
+          <w:tcPr>
+            <w:tcW w:type="dxa" w:w="5800"/>
+          </w:tcPr>
+          <w:p>
+            <w:r>
+              <w:t xml:space="preserve">neutral</w:t>
+            </w:r>
+          </w:p>
+        </w:tc>
+      </w:tr>
+    </w:tbl>
+    <w:p>
+      <w:pPr>
+        <w:spacing w:after="60" w:before="120"/>
+      </w:pPr>
+      <w:r>
+        <w:rPr>
+          <w:b/>
+          <w:bCs/>
+          <w:sz w:val="20"/>
+          <w:szCs w:val="20"/>
+        </w:rPr>
+        <w:t xml:space="preserve">Track record (Coffee Can persistence check): </w:t>
+      </w:r>
+      <w:r>
+        <w:rPr>
+          <w:sz w:val="20"/>
+          <w:szCs w:val="20"/>
+        </w:rPr>
+        <w:t xml:space="preserve">cleared revenue growth ≥10% AND ROCE ≥15% in 2 of the last 8 years (consistency_score 25)</w:t>
+      </w:r>
+    </w:p>
+    <w:p>
+      <w:pPr>
+        <w:spacing w:after="120"/>
+      </w:pPr>
+      <w:r>
+        <w:rPr>
+          <w:color w:val="666666"/>
+          <w:sz w:val="18"/>
+          <w:szCs w:val="18"/>
+        </w:rPr>
+        <w:t xml:space="preserve">Screener 10y table FY19-FY26: both rev growth &gt;=10% AND ROCE &gt;=15% cleared only FY22 (12.3%/16%) and FY23 (27.4%/16%). FY19-21 failed on growth; FY24-26 failed on growth (6.4%/7.5%/3.0%) despite ROCE 18-19%.</w:t>
+      </w:r>
+    </w:p>
+    <w:p>
+      <w:pPr>
+        <w:pStyle w:val="Heading1"/>
+        <w:spacing w:after="120" w:before="280"/>
+      </w:pPr>
+      <w:r>
         <w:t xml:space="preserve">Technical Read (Weekly / Monthly MACD + Bollinger Bands, or RSI/CCI/Williams %R proxy)</w:t>
       </w:r>
     </w:p>
@@ -558,6 +1176,34 @@
           <w:szCs w:val="24"/>
         </w:rPr>
         <w:t xml:space="preserve">neither — a genuine, trusted-flagged turnaround in a quality business, but a mature consumer-durables company at this size/category does not fit this project's 10x-in-2-3-years or 100x-in-10-years extreme-return thesis</w:t>
+      </w:r>
+    </w:p>
+    <w:p>
+      <w:pPr>
+        <w:spacing w:after="120"/>
+      </w:pPr>
+      <w:r>
+        <w:rPr>
+          <w:color w:val="666666"/>
+          <w:sz w:val="20"/>
+          <w:szCs w:val="20"/>
+        </w:rPr>
+        <w:t xml:space="preserve">4-box gate — tailwind: weak · TAM: no · moat: yes · valuation: yes  (score 2.5 / 4)</w:t>
+      </w:r>
+    </w:p>
+    <w:p>
+      <w:pPr>
+        <w:spacing w:after="120"/>
+      </w:pPr>
+      <w:r>
+        <w:rPr>
+          <w:i/>
+          <w:iCs/>
+          <w:color w:val="666666"/>
+          <w:sz w:val="20"/>
+          <w:szCs w:val="20"/>
+        </w:rPr>
+        <w:t xml:space="preserve">Mature, competitive consumer-durables category (fans/LED) faces structural price pressure — tailwind weak; explicit size/category ceiling (~Rs16,494cr) rules out tam; market-leader position in fans + top-2 LED is a real moat; stock down ~20% in 52wks despite operating recovery post one-off impairment — valuation yes.</w:t>
       </w:r>
     </w:p>
     <w:p>
